--- a/report/weekly/Week2_Data_Collection_and_QA_Plan.docx
+++ b/report/weekly/Week2_Data_Collection_and_QA_Plan.docx
@@ -89,22 +89,7 @@
         <w:t xml:space="preserve">Internship organisation: </w:t>
       </w:r>
       <w:r>
-        <w:t>[Organisation name]</w:t>
-      </w:r>
-    </w:p>
-    <w:p>
-      <w:pPr>
-        <w:spacing w:after="40"/>
-        <w:jc w:val="center"/>
-      </w:pPr>
-      <w:r>
-        <w:rPr>
-          <w:b/>
-        </w:rPr>
-        <w:t xml:space="preserve">Supervisor: </w:t>
-      </w:r>
-      <w:r>
-        <w:t>[Supervisor name]</w:t>
+        <w:t>Yuva</w:t>
       </w:r>
     </w:p>
     <w:p>
@@ -179,7 +164,7 @@
       <w:r>
         <w:fldChar w:fldCharType="separate"/>
       </w:r>
-      <w:hyperlink w:anchor="_Toc243733077" w:history="1">
+      <w:hyperlink w:anchor="_Toc243758666" w:history="1">
         <w:r>
           <w:rPr>
             <w:rStyle w:val="Hyperlink"/>
@@ -206,7 +191,7 @@
             <w:noProof/>
             <w:webHidden/>
           </w:rPr>
-          <w:instrText xml:space="preserve"> PAGEREF _Toc243733077 \h </w:instrText>
+          <w:instrText xml:space="preserve"> PAGEREF _Toc243758666 \h </w:instrText>
         </w:r>
         <w:r>
           <w:rPr>
@@ -254,7 +239,7 @@
           <w14:ligatures w14:val="standardContextual"/>
         </w:rPr>
       </w:pPr>
-      <w:hyperlink w:anchor="_Toc243733078" w:history="1">
+      <w:hyperlink w:anchor="_Toc243758667" w:history="1">
         <w:r>
           <w:rPr>
             <w:rStyle w:val="Hyperlink"/>
@@ -281,7 +266,7 @@
             <w:noProof/>
             <w:webHidden/>
           </w:rPr>
-          <w:instrText xml:space="preserve"> PAGEREF _Toc243733078 \h </w:instrText>
+          <w:instrText xml:space="preserve"> PAGEREF _Toc243758667 \h </w:instrText>
         </w:r>
         <w:r>
           <w:rPr>
@@ -329,7 +314,7 @@
           <w14:ligatures w14:val="standardContextual"/>
         </w:rPr>
       </w:pPr>
-      <w:hyperlink w:anchor="_Toc243733079" w:history="1">
+      <w:hyperlink w:anchor="_Toc243758668" w:history="1">
         <w:r>
           <w:rPr>
             <w:rStyle w:val="Hyperlink"/>
@@ -356,7 +341,7 @@
             <w:noProof/>
             <w:webHidden/>
           </w:rPr>
-          <w:instrText xml:space="preserve"> PAGEREF _Toc243733079 \h </w:instrText>
+          <w:instrText xml:space="preserve"> PAGEREF _Toc243758668 \h </w:instrText>
         </w:r>
         <w:r>
           <w:rPr>
@@ -404,7 +389,7 @@
           <w14:ligatures w14:val="standardContextual"/>
         </w:rPr>
       </w:pPr>
-      <w:hyperlink w:anchor="_Toc243733080" w:history="1">
+      <w:hyperlink w:anchor="_Toc243758669" w:history="1">
         <w:r>
           <w:rPr>
             <w:rStyle w:val="Hyperlink"/>
@@ -431,7 +416,7 @@
             <w:noProof/>
             <w:webHidden/>
           </w:rPr>
-          <w:instrText xml:space="preserve"> PAGEREF _Toc243733080 \h </w:instrText>
+          <w:instrText xml:space="preserve"> PAGEREF _Toc243758669 \h </w:instrText>
         </w:r>
         <w:r>
           <w:rPr>
@@ -479,7 +464,7 @@
           <w14:ligatures w14:val="standardContextual"/>
         </w:rPr>
       </w:pPr>
-      <w:hyperlink w:anchor="_Toc243733081" w:history="1">
+      <w:hyperlink w:anchor="_Toc243758670" w:history="1">
         <w:r>
           <w:rPr>
             <w:rStyle w:val="Hyperlink"/>
@@ -506,7 +491,7 @@
             <w:noProof/>
             <w:webHidden/>
           </w:rPr>
-          <w:instrText xml:space="preserve"> PAGEREF _Toc243733081 \h </w:instrText>
+          <w:instrText xml:space="preserve"> PAGEREF _Toc243758670 \h </w:instrText>
         </w:r>
         <w:r>
           <w:rPr>
@@ -554,7 +539,7 @@
           <w14:ligatures w14:val="standardContextual"/>
         </w:rPr>
       </w:pPr>
-      <w:hyperlink w:anchor="_Toc243733082" w:history="1">
+      <w:hyperlink w:anchor="_Toc243758671" w:history="1">
         <w:r>
           <w:rPr>
             <w:rStyle w:val="Hyperlink"/>
@@ -581,7 +566,7 @@
             <w:noProof/>
             <w:webHidden/>
           </w:rPr>
-          <w:instrText xml:space="preserve"> PAGEREF _Toc243733082 \h </w:instrText>
+          <w:instrText xml:space="preserve"> PAGEREF _Toc243758671 \h </w:instrText>
         </w:r>
         <w:r>
           <w:rPr>
@@ -629,7 +614,7 @@
           <w14:ligatures w14:val="standardContextual"/>
         </w:rPr>
       </w:pPr>
-      <w:hyperlink w:anchor="_Toc243733083" w:history="1">
+      <w:hyperlink w:anchor="_Toc243758672" w:history="1">
         <w:r>
           <w:rPr>
             <w:rStyle w:val="Hyperlink"/>
@@ -656,7 +641,7 @@
             <w:noProof/>
             <w:webHidden/>
           </w:rPr>
-          <w:instrText xml:space="preserve"> PAGEREF _Toc243733083 \h </w:instrText>
+          <w:instrText xml:space="preserve"> PAGEREF _Toc243758672 \h </w:instrText>
         </w:r>
         <w:r>
           <w:rPr>
@@ -704,7 +689,7 @@
           <w14:ligatures w14:val="standardContextual"/>
         </w:rPr>
       </w:pPr>
-      <w:hyperlink w:anchor="_Toc243733084" w:history="1">
+      <w:hyperlink w:anchor="_Toc243758673" w:history="1">
         <w:r>
           <w:rPr>
             <w:rStyle w:val="Hyperlink"/>
@@ -731,7 +716,7 @@
             <w:noProof/>
             <w:webHidden/>
           </w:rPr>
-          <w:instrText xml:space="preserve"> PAGEREF _Toc243733084 \h </w:instrText>
+          <w:instrText xml:space="preserve"> PAGEREF _Toc243758673 \h </w:instrText>
         </w:r>
         <w:r>
           <w:rPr>
@@ -779,7 +764,7 @@
           <w14:ligatures w14:val="standardContextual"/>
         </w:rPr>
       </w:pPr>
-      <w:hyperlink w:anchor="_Toc243733085" w:history="1">
+      <w:hyperlink w:anchor="_Toc243758674" w:history="1">
         <w:r>
           <w:rPr>
             <w:rStyle w:val="Hyperlink"/>
@@ -806,7 +791,7 @@
             <w:noProof/>
             <w:webHidden/>
           </w:rPr>
-          <w:instrText xml:space="preserve"> PAGEREF _Toc243733085 \h </w:instrText>
+          <w:instrText xml:space="preserve"> PAGEREF _Toc243758674 \h </w:instrText>
         </w:r>
         <w:r>
           <w:rPr>
@@ -854,7 +839,7 @@
           <w14:ligatures w14:val="standardContextual"/>
         </w:rPr>
       </w:pPr>
-      <w:hyperlink w:anchor="_Toc243733086" w:history="1">
+      <w:hyperlink w:anchor="_Toc243758675" w:history="1">
         <w:r>
           <w:rPr>
             <w:rStyle w:val="Hyperlink"/>
@@ -881,7 +866,7 @@
             <w:noProof/>
             <w:webHidden/>
           </w:rPr>
-          <w:instrText xml:space="preserve"> PAGEREF _Toc243733086 \h </w:instrText>
+          <w:instrText xml:space="preserve"> PAGEREF _Toc243758675 \h </w:instrText>
         </w:r>
         <w:r>
           <w:rPr>
@@ -929,7 +914,7 @@
           <w14:ligatures w14:val="standardContextual"/>
         </w:rPr>
       </w:pPr>
-      <w:hyperlink w:anchor="_Toc243733087" w:history="1">
+      <w:hyperlink w:anchor="_Toc243758676" w:history="1">
         <w:r>
           <w:rPr>
             <w:rStyle w:val="Hyperlink"/>
@@ -956,7 +941,7 @@
             <w:noProof/>
             <w:webHidden/>
           </w:rPr>
-          <w:instrText xml:space="preserve"> PAGEREF _Toc243733087 \h </w:instrText>
+          <w:instrText xml:space="preserve"> PAGEREF _Toc243758676 \h </w:instrText>
         </w:r>
         <w:r>
           <w:rPr>
@@ -1004,7 +989,7 @@
           <w14:ligatures w14:val="standardContextual"/>
         </w:rPr>
       </w:pPr>
-      <w:hyperlink w:anchor="_Toc243733088" w:history="1">
+      <w:hyperlink w:anchor="_Toc243758677" w:history="1">
         <w:r>
           <w:rPr>
             <w:rStyle w:val="Hyperlink"/>
@@ -1031,7 +1016,7 @@
             <w:noProof/>
             <w:webHidden/>
           </w:rPr>
-          <w:instrText xml:space="preserve"> PAGEREF _Toc243733088 \h </w:instrText>
+          <w:instrText xml:space="preserve"> PAGEREF _Toc243758677 \h </w:instrText>
         </w:r>
         <w:r>
           <w:rPr>
@@ -1079,7 +1064,7 @@
           <w14:ligatures w14:val="standardContextual"/>
         </w:rPr>
       </w:pPr>
-      <w:hyperlink w:anchor="_Toc243733089" w:history="1">
+      <w:hyperlink w:anchor="_Toc243758678" w:history="1">
         <w:r>
           <w:rPr>
             <w:rStyle w:val="Hyperlink"/>
@@ -1106,7 +1091,7 @@
             <w:noProof/>
             <w:webHidden/>
           </w:rPr>
-          <w:instrText xml:space="preserve"> PAGEREF _Toc243733089 \h </w:instrText>
+          <w:instrText xml:space="preserve"> PAGEREF _Toc243758678 \h </w:instrText>
         </w:r>
         <w:r>
           <w:rPr>
@@ -1154,7 +1139,7 @@
           <w14:ligatures w14:val="standardContextual"/>
         </w:rPr>
       </w:pPr>
-      <w:hyperlink w:anchor="_Toc243733090" w:history="1">
+      <w:hyperlink w:anchor="_Toc243758679" w:history="1">
         <w:r>
           <w:rPr>
             <w:rStyle w:val="Hyperlink"/>
@@ -1181,7 +1166,7 @@
             <w:noProof/>
             <w:webHidden/>
           </w:rPr>
-          <w:instrText xml:space="preserve"> PAGEREF _Toc243733090 \h </w:instrText>
+          <w:instrText xml:space="preserve"> PAGEREF _Toc243758679 \h </w:instrText>
         </w:r>
         <w:r>
           <w:rPr>
@@ -1240,7 +1225,7 @@
       <w:pPr>
         <w:pStyle w:val="Heading1"/>
       </w:pPr>
-      <w:bookmarkStart w:id="0" w:name="_Toc243733077"/>
+      <w:bookmarkStart w:id="0" w:name="_Toc243758666"/>
       <w:r>
         <w:t>1. Executive Summary</w:t>
       </w:r>
@@ -1266,7 +1251,7 @@
       <w:pPr>
         <w:pStyle w:val="Heading1"/>
       </w:pPr>
-      <w:bookmarkStart w:id="1" w:name="_Toc243733078"/>
+      <w:bookmarkStart w:id="1" w:name="_Toc243758667"/>
       <w:r>
         <w:lastRenderedPageBreak/>
         <w:t>2. Characteristics of Healthcare Data</w:t>
@@ -1684,7 +1669,7 @@
       <w:pPr>
         <w:pStyle w:val="Heading1"/>
       </w:pPr>
-      <w:bookmarkStart w:id="2" w:name="_Toc243733079"/>
+      <w:bookmarkStart w:id="2" w:name="_Toc243758668"/>
       <w:r>
         <w:lastRenderedPageBreak/>
         <w:t>3. Public Data Sources Researched</w:t>
@@ -2473,7 +2458,7 @@
       <w:pPr>
         <w:pStyle w:val="Heading1"/>
       </w:pPr>
-      <w:bookmarkStart w:id="3" w:name="_Toc243733080"/>
+      <w:bookmarkStart w:id="3" w:name="_Toc243758669"/>
       <w:r>
         <w:lastRenderedPageBreak/>
         <w:t>4. Selection Criteria and Process</w:t>
@@ -4379,7 +4364,7 @@
       <w:pPr>
         <w:pStyle w:val="Heading1"/>
       </w:pPr>
-      <w:bookmarkStart w:id="4" w:name="_Toc243733081"/>
+      <w:bookmarkStart w:id="4" w:name="_Toc243758670"/>
       <w:r>
         <w:lastRenderedPageBreak/>
         <w:t>5. Data Acquisition Procedure</w:t>
@@ -4795,7 +4780,7 @@
       <w:pPr>
         <w:pStyle w:val="Heading1"/>
       </w:pPr>
-      <w:bookmarkStart w:id="5" w:name="_Toc243733082"/>
+      <w:bookmarkStart w:id="5" w:name="_Toc243758671"/>
       <w:r>
         <w:lastRenderedPageBreak/>
         <w:t>6. Quality Assurance Framework</w:t>
@@ -5375,7 +5360,7 @@
       <w:pPr>
         <w:pStyle w:val="Heading2"/>
       </w:pPr>
-      <w:bookmarkStart w:id="6" w:name="_Toc243733083"/>
+      <w:bookmarkStart w:id="6" w:name="_Toc243758672"/>
       <w:r>
         <w:t>6.1 Validation rules</w:t>
       </w:r>
@@ -6961,7 +6946,7 @@
       <w:pPr>
         <w:pStyle w:val="Heading1"/>
       </w:pPr>
-      <w:bookmarkStart w:id="7" w:name="_Toc243733084"/>
+      <w:bookmarkStart w:id="7" w:name="_Toc243758673"/>
       <w:r>
         <w:lastRenderedPageBreak/>
         <w:t>7. Cleaning Procedures and Justification</w:t>
@@ -9135,7 +9120,7 @@
       <w:pPr>
         <w:pStyle w:val="Heading1"/>
       </w:pPr>
-      <w:bookmarkStart w:id="8" w:name="_Toc243733085"/>
+      <w:bookmarkStart w:id="8" w:name="_Toc243758674"/>
       <w:r>
         <w:lastRenderedPageBreak/>
         <w:t>8. Tools</w:t>
@@ -9482,7 +9467,7 @@
       <w:pPr>
         <w:pStyle w:val="Heading1"/>
       </w:pPr>
-      <w:bookmarkStart w:id="9" w:name="_Toc243733086"/>
+      <w:bookmarkStart w:id="9" w:name="_Toc243758675"/>
       <w:r>
         <w:lastRenderedPageBreak/>
         <w:t>9. Quality Results from Executing the Plan</w:t>
@@ -10287,7 +10272,7 @@
           <w:noProof/>
         </w:rPr>
         <w:drawing>
-          <wp:inline distT="0" distB="0" distL="0" distR="0" wp14:anchorId="22A9FCDE" wp14:editId="6E56852C">
+          <wp:inline distT="0" distB="0" distL="0" distR="0" wp14:anchorId="3B387679" wp14:editId="0025DA07">
             <wp:extent cx="5040000" cy="2846228"/>
             <wp:effectExtent l="0" t="0" r="0" b="0"/>
             <wp:docPr id="1" name="Picture 1"/>
@@ -10377,7 +10362,7 @@
         </w:rPr>
         <w:lastRenderedPageBreak/>
         <w:drawing>
-          <wp:inline distT="0" distB="0" distL="0" distR="0" wp14:anchorId="083FCF7D" wp14:editId="1307B479">
+          <wp:inline distT="0" distB="0" distL="0" distR="0" wp14:anchorId="4729EF65" wp14:editId="2ED1E004">
             <wp:extent cx="5040000" cy="2785262"/>
             <wp:effectExtent l="0" t="0" r="0" b="0"/>
             <wp:docPr id="2" name="Picture 2"/>
@@ -10465,7 +10450,7 @@
       <w:pPr>
         <w:pStyle w:val="Heading1"/>
       </w:pPr>
-      <w:bookmarkStart w:id="10" w:name="_Toc243733087"/>
+      <w:bookmarkStart w:id="10" w:name="_Toc243758676"/>
       <w:r>
         <w:lastRenderedPageBreak/>
         <w:t>10. Risk Assessment: Data Issues and Mitigation</w:t>
@@ -12455,7 +12440,7 @@
       <w:pPr>
         <w:pStyle w:val="Heading1"/>
       </w:pPr>
-      <w:bookmarkStart w:id="11" w:name="_Toc243733088"/>
+      <w:bookmarkStart w:id="11" w:name="_Toc243758677"/>
       <w:r>
         <w:lastRenderedPageBreak/>
         <w:t>11. Governance and Privacy during Collection</w:t>
@@ -12498,7 +12483,7 @@
       <w:pPr>
         <w:pStyle w:val="Heading1"/>
       </w:pPr>
-      <w:bookmarkStart w:id="12" w:name="_Toc243733089"/>
+      <w:bookmarkStart w:id="12" w:name="_Toc243758678"/>
       <w:r>
         <w:t>12. Replicability Checklist</w:t>
       </w:r>
@@ -12844,7 +12829,7 @@
       <w:pPr>
         <w:pStyle w:val="Heading1"/>
       </w:pPr>
-      <w:bookmarkStart w:id="13" w:name="_Toc243733090"/>
+      <w:bookmarkStart w:id="13" w:name="_Toc243758679"/>
       <w:r>
         <w:lastRenderedPageBreak/>
         <w:t>References</w:t>
@@ -13320,31 +13305,31 @@
       </w:rPr>
     </w:lvl>
   </w:abstractNum>
-  <w:num w:numId="1" w16cid:durableId="1532377617">
+  <w:num w:numId="1" w16cid:durableId="195394667">
     <w:abstractNumId w:val="8"/>
   </w:num>
-  <w:num w:numId="2" w16cid:durableId="1613129473">
+  <w:num w:numId="2" w16cid:durableId="1043481909">
     <w:abstractNumId w:val="6"/>
   </w:num>
-  <w:num w:numId="3" w16cid:durableId="776560969">
+  <w:num w:numId="3" w16cid:durableId="1852989801">
     <w:abstractNumId w:val="5"/>
   </w:num>
-  <w:num w:numId="4" w16cid:durableId="644358765">
+  <w:num w:numId="4" w16cid:durableId="2074889020">
     <w:abstractNumId w:val="4"/>
   </w:num>
-  <w:num w:numId="5" w16cid:durableId="1367215935">
+  <w:num w:numId="5" w16cid:durableId="1052850344">
     <w:abstractNumId w:val="7"/>
   </w:num>
-  <w:num w:numId="6" w16cid:durableId="539127176">
+  <w:num w:numId="6" w16cid:durableId="232545215">
     <w:abstractNumId w:val="3"/>
   </w:num>
-  <w:num w:numId="7" w16cid:durableId="1793789803">
+  <w:num w:numId="7" w16cid:durableId="1402633208">
     <w:abstractNumId w:val="2"/>
   </w:num>
-  <w:num w:numId="8" w16cid:durableId="1268149120">
+  <w:num w:numId="8" w16cid:durableId="201678737">
     <w:abstractNumId w:val="1"/>
   </w:num>
-  <w:num w:numId="9" w16cid:durableId="779569083">
+  <w:num w:numId="9" w16cid:durableId="1933470516">
     <w:abstractNumId w:val="0"/>
   </w:num>
 </w:numbering>
@@ -24734,7 +24719,7 @@
     <w:autoRedefine/>
     <w:uiPriority w:val="39"/>
     <w:unhideWhenUsed/>
-    <w:rsid w:val="001C0E6C"/>
+    <w:rsid w:val="00BA6109"/>
     <w:pPr>
       <w:spacing w:after="100"/>
     </w:pPr>
@@ -24746,7 +24731,7 @@
     <w:autoRedefine/>
     <w:uiPriority w:val="39"/>
     <w:unhideWhenUsed/>
-    <w:rsid w:val="001C0E6C"/>
+    <w:rsid w:val="00BA6109"/>
     <w:pPr>
       <w:spacing w:after="100"/>
       <w:ind w:left="210"/>
@@ -24757,7 +24742,7 @@
     <w:basedOn w:val="DefaultParagraphFont"/>
     <w:uiPriority w:val="99"/>
     <w:unhideWhenUsed/>
-    <w:rsid w:val="001C0E6C"/>
+    <w:rsid w:val="00BA6109"/>
     <w:rPr>
       <w:color w:val="0000FF" w:themeColor="hyperlink"/>
       <w:u w:val="single"/>

--- a/report/weekly/Week2_Data_Collection_and_QA_Plan.docx
+++ b/report/weekly/Week2_Data_Collection_and_QA_Plan.docx
@@ -164,7 +164,7 @@
       <w:r>
         <w:fldChar w:fldCharType="separate"/>
       </w:r>
-      <w:hyperlink w:anchor="_Toc243758666" w:history="1">
+      <w:hyperlink w:anchor="_Toc243759643" w:history="1">
         <w:r>
           <w:rPr>
             <w:rStyle w:val="Hyperlink"/>
@@ -191,7 +191,7 @@
             <w:noProof/>
             <w:webHidden/>
           </w:rPr>
-          <w:instrText xml:space="preserve"> PAGEREF _Toc243758666 \h </w:instrText>
+          <w:instrText xml:space="preserve"> PAGEREF _Toc243759643 \h </w:instrText>
         </w:r>
         <w:r>
           <w:rPr>
@@ -239,7 +239,7 @@
           <w14:ligatures w14:val="standardContextual"/>
         </w:rPr>
       </w:pPr>
-      <w:hyperlink w:anchor="_Toc243758667" w:history="1">
+      <w:hyperlink w:anchor="_Toc243759644" w:history="1">
         <w:r>
           <w:rPr>
             <w:rStyle w:val="Hyperlink"/>
@@ -266,7 +266,7 @@
             <w:noProof/>
             <w:webHidden/>
           </w:rPr>
-          <w:instrText xml:space="preserve"> PAGEREF _Toc243758667 \h </w:instrText>
+          <w:instrText xml:space="preserve"> PAGEREF _Toc243759644 \h </w:instrText>
         </w:r>
         <w:r>
           <w:rPr>
@@ -314,7 +314,7 @@
           <w14:ligatures w14:val="standardContextual"/>
         </w:rPr>
       </w:pPr>
-      <w:hyperlink w:anchor="_Toc243758668" w:history="1">
+      <w:hyperlink w:anchor="_Toc243759645" w:history="1">
         <w:r>
           <w:rPr>
             <w:rStyle w:val="Hyperlink"/>
@@ -341,7 +341,7 @@
             <w:noProof/>
             <w:webHidden/>
           </w:rPr>
-          <w:instrText xml:space="preserve"> PAGEREF _Toc243758668 \h </w:instrText>
+          <w:instrText xml:space="preserve"> PAGEREF _Toc243759645 \h </w:instrText>
         </w:r>
         <w:r>
           <w:rPr>
@@ -389,7 +389,7 @@
           <w14:ligatures w14:val="standardContextual"/>
         </w:rPr>
       </w:pPr>
-      <w:hyperlink w:anchor="_Toc243758669" w:history="1">
+      <w:hyperlink w:anchor="_Toc243759646" w:history="1">
         <w:r>
           <w:rPr>
             <w:rStyle w:val="Hyperlink"/>
@@ -416,7 +416,7 @@
             <w:noProof/>
             <w:webHidden/>
           </w:rPr>
-          <w:instrText xml:space="preserve"> PAGEREF _Toc243758669 \h </w:instrText>
+          <w:instrText xml:space="preserve"> PAGEREF _Toc243759646 \h </w:instrText>
         </w:r>
         <w:r>
           <w:rPr>
@@ -464,7 +464,7 @@
           <w14:ligatures w14:val="standardContextual"/>
         </w:rPr>
       </w:pPr>
-      <w:hyperlink w:anchor="_Toc243758670" w:history="1">
+      <w:hyperlink w:anchor="_Toc243759647" w:history="1">
         <w:r>
           <w:rPr>
             <w:rStyle w:val="Hyperlink"/>
@@ -491,7 +491,7 @@
             <w:noProof/>
             <w:webHidden/>
           </w:rPr>
-          <w:instrText xml:space="preserve"> PAGEREF _Toc243758670 \h </w:instrText>
+          <w:instrText xml:space="preserve"> PAGEREF _Toc243759647 \h </w:instrText>
         </w:r>
         <w:r>
           <w:rPr>
@@ -539,7 +539,7 @@
           <w14:ligatures w14:val="standardContextual"/>
         </w:rPr>
       </w:pPr>
-      <w:hyperlink w:anchor="_Toc243758671" w:history="1">
+      <w:hyperlink w:anchor="_Toc243759648" w:history="1">
         <w:r>
           <w:rPr>
             <w:rStyle w:val="Hyperlink"/>
@@ -566,7 +566,7 @@
             <w:noProof/>
             <w:webHidden/>
           </w:rPr>
-          <w:instrText xml:space="preserve"> PAGEREF _Toc243758671 \h </w:instrText>
+          <w:instrText xml:space="preserve"> PAGEREF _Toc243759648 \h </w:instrText>
         </w:r>
         <w:r>
           <w:rPr>
@@ -614,7 +614,7 @@
           <w14:ligatures w14:val="standardContextual"/>
         </w:rPr>
       </w:pPr>
-      <w:hyperlink w:anchor="_Toc243758672" w:history="1">
+      <w:hyperlink w:anchor="_Toc243759649" w:history="1">
         <w:r>
           <w:rPr>
             <w:rStyle w:val="Hyperlink"/>
@@ -641,7 +641,7 @@
             <w:noProof/>
             <w:webHidden/>
           </w:rPr>
-          <w:instrText xml:space="preserve"> PAGEREF _Toc243758672 \h </w:instrText>
+          <w:instrText xml:space="preserve"> PAGEREF _Toc243759649 \h </w:instrText>
         </w:r>
         <w:r>
           <w:rPr>
@@ -689,7 +689,7 @@
           <w14:ligatures w14:val="standardContextual"/>
         </w:rPr>
       </w:pPr>
-      <w:hyperlink w:anchor="_Toc243758673" w:history="1">
+      <w:hyperlink w:anchor="_Toc243759650" w:history="1">
         <w:r>
           <w:rPr>
             <w:rStyle w:val="Hyperlink"/>
@@ -716,7 +716,7 @@
             <w:noProof/>
             <w:webHidden/>
           </w:rPr>
-          <w:instrText xml:space="preserve"> PAGEREF _Toc243758673 \h </w:instrText>
+          <w:instrText xml:space="preserve"> PAGEREF _Toc243759650 \h </w:instrText>
         </w:r>
         <w:r>
           <w:rPr>
@@ -764,7 +764,7 @@
           <w14:ligatures w14:val="standardContextual"/>
         </w:rPr>
       </w:pPr>
-      <w:hyperlink w:anchor="_Toc243758674" w:history="1">
+      <w:hyperlink w:anchor="_Toc243759651" w:history="1">
         <w:r>
           <w:rPr>
             <w:rStyle w:val="Hyperlink"/>
@@ -791,7 +791,7 @@
             <w:noProof/>
             <w:webHidden/>
           </w:rPr>
-          <w:instrText xml:space="preserve"> PAGEREF _Toc243758674 \h </w:instrText>
+          <w:instrText xml:space="preserve"> PAGEREF _Toc243759651 \h </w:instrText>
         </w:r>
         <w:r>
           <w:rPr>
@@ -839,7 +839,7 @@
           <w14:ligatures w14:val="standardContextual"/>
         </w:rPr>
       </w:pPr>
-      <w:hyperlink w:anchor="_Toc243758675" w:history="1">
+      <w:hyperlink w:anchor="_Toc243759652" w:history="1">
         <w:r>
           <w:rPr>
             <w:rStyle w:val="Hyperlink"/>
@@ -866,7 +866,7 @@
             <w:noProof/>
             <w:webHidden/>
           </w:rPr>
-          <w:instrText xml:space="preserve"> PAGEREF _Toc243758675 \h </w:instrText>
+          <w:instrText xml:space="preserve"> PAGEREF _Toc243759652 \h </w:instrText>
         </w:r>
         <w:r>
           <w:rPr>
@@ -914,7 +914,7 @@
           <w14:ligatures w14:val="standardContextual"/>
         </w:rPr>
       </w:pPr>
-      <w:hyperlink w:anchor="_Toc243758676" w:history="1">
+      <w:hyperlink w:anchor="_Toc243759653" w:history="1">
         <w:r>
           <w:rPr>
             <w:rStyle w:val="Hyperlink"/>
@@ -941,7 +941,7 @@
             <w:noProof/>
             <w:webHidden/>
           </w:rPr>
-          <w:instrText xml:space="preserve"> PAGEREF _Toc243758676 \h </w:instrText>
+          <w:instrText xml:space="preserve"> PAGEREF _Toc243759653 \h </w:instrText>
         </w:r>
         <w:r>
           <w:rPr>
@@ -989,7 +989,7 @@
           <w14:ligatures w14:val="standardContextual"/>
         </w:rPr>
       </w:pPr>
-      <w:hyperlink w:anchor="_Toc243758677" w:history="1">
+      <w:hyperlink w:anchor="_Toc243759654" w:history="1">
         <w:r>
           <w:rPr>
             <w:rStyle w:val="Hyperlink"/>
@@ -1016,7 +1016,7 @@
             <w:noProof/>
             <w:webHidden/>
           </w:rPr>
-          <w:instrText xml:space="preserve"> PAGEREF _Toc243758677 \h </w:instrText>
+          <w:instrText xml:space="preserve"> PAGEREF _Toc243759654 \h </w:instrText>
         </w:r>
         <w:r>
           <w:rPr>
@@ -1064,7 +1064,7 @@
           <w14:ligatures w14:val="standardContextual"/>
         </w:rPr>
       </w:pPr>
-      <w:hyperlink w:anchor="_Toc243758678" w:history="1">
+      <w:hyperlink w:anchor="_Toc243759655" w:history="1">
         <w:r>
           <w:rPr>
             <w:rStyle w:val="Hyperlink"/>
@@ -1091,7 +1091,7 @@
             <w:noProof/>
             <w:webHidden/>
           </w:rPr>
-          <w:instrText xml:space="preserve"> PAGEREF _Toc243758678 \h </w:instrText>
+          <w:instrText xml:space="preserve"> PAGEREF _Toc243759655 \h </w:instrText>
         </w:r>
         <w:r>
           <w:rPr>
@@ -1139,7 +1139,7 @@
           <w14:ligatures w14:val="standardContextual"/>
         </w:rPr>
       </w:pPr>
-      <w:hyperlink w:anchor="_Toc243758679" w:history="1">
+      <w:hyperlink w:anchor="_Toc243759656" w:history="1">
         <w:r>
           <w:rPr>
             <w:rStyle w:val="Hyperlink"/>
@@ -1166,7 +1166,7 @@
             <w:noProof/>
             <w:webHidden/>
           </w:rPr>
-          <w:instrText xml:space="preserve"> PAGEREF _Toc243758679 \h </w:instrText>
+          <w:instrText xml:space="preserve"> PAGEREF _Toc243759656 \h </w:instrText>
         </w:r>
         <w:r>
           <w:rPr>
@@ -1225,7 +1225,7 @@
       <w:pPr>
         <w:pStyle w:val="Heading1"/>
       </w:pPr>
-      <w:bookmarkStart w:id="0" w:name="_Toc243758666"/>
+      <w:bookmarkStart w:id="0" w:name="_Toc243759643"/>
       <w:r>
         <w:t>1. Executive Summary</w:t>
       </w:r>
@@ -1251,7 +1251,7 @@
       <w:pPr>
         <w:pStyle w:val="Heading1"/>
       </w:pPr>
-      <w:bookmarkStart w:id="1" w:name="_Toc243758667"/>
+      <w:bookmarkStart w:id="1" w:name="_Toc243759644"/>
       <w:r>
         <w:lastRenderedPageBreak/>
         <w:t>2. Characteristics of Healthcare Data</w:t>
@@ -1669,7 +1669,7 @@
       <w:pPr>
         <w:pStyle w:val="Heading1"/>
       </w:pPr>
-      <w:bookmarkStart w:id="2" w:name="_Toc243758668"/>
+      <w:bookmarkStart w:id="2" w:name="_Toc243759645"/>
       <w:r>
         <w:lastRenderedPageBreak/>
         <w:t>3. Public Data Sources Researched</w:t>
@@ -2458,7 +2458,7 @@
       <w:pPr>
         <w:pStyle w:val="Heading1"/>
       </w:pPr>
-      <w:bookmarkStart w:id="3" w:name="_Toc243758669"/>
+      <w:bookmarkStart w:id="3" w:name="_Toc243759646"/>
       <w:r>
         <w:lastRenderedPageBreak/>
         <w:t>4. Selection Criteria and Process</w:t>
@@ -4364,7 +4364,7 @@
       <w:pPr>
         <w:pStyle w:val="Heading1"/>
       </w:pPr>
-      <w:bookmarkStart w:id="4" w:name="_Toc243758670"/>
+      <w:bookmarkStart w:id="4" w:name="_Toc243759647"/>
       <w:r>
         <w:lastRenderedPageBreak/>
         <w:t>5. Data Acquisition Procedure</w:t>
@@ -4780,7 +4780,7 @@
       <w:pPr>
         <w:pStyle w:val="Heading1"/>
       </w:pPr>
-      <w:bookmarkStart w:id="5" w:name="_Toc243758671"/>
+      <w:bookmarkStart w:id="5" w:name="_Toc243759648"/>
       <w:r>
         <w:lastRenderedPageBreak/>
         <w:t>6. Quality Assurance Framework</w:t>
@@ -5360,7 +5360,7 @@
       <w:pPr>
         <w:pStyle w:val="Heading2"/>
       </w:pPr>
-      <w:bookmarkStart w:id="6" w:name="_Toc243758672"/>
+      <w:bookmarkStart w:id="6" w:name="_Toc243759649"/>
       <w:r>
         <w:t>6.1 Validation rules</w:t>
       </w:r>
@@ -6946,7 +6946,7 @@
       <w:pPr>
         <w:pStyle w:val="Heading1"/>
       </w:pPr>
-      <w:bookmarkStart w:id="7" w:name="_Toc243758673"/>
+      <w:bookmarkStart w:id="7" w:name="_Toc243759650"/>
       <w:r>
         <w:lastRenderedPageBreak/>
         <w:t>7. Cleaning Procedures and Justification</w:t>
@@ -9120,7 +9120,7 @@
       <w:pPr>
         <w:pStyle w:val="Heading1"/>
       </w:pPr>
-      <w:bookmarkStart w:id="8" w:name="_Toc243758674"/>
+      <w:bookmarkStart w:id="8" w:name="_Toc243759651"/>
       <w:r>
         <w:lastRenderedPageBreak/>
         <w:t>8. Tools</w:t>
@@ -9467,7 +9467,7 @@
       <w:pPr>
         <w:pStyle w:val="Heading1"/>
       </w:pPr>
-      <w:bookmarkStart w:id="9" w:name="_Toc243758675"/>
+      <w:bookmarkStart w:id="9" w:name="_Toc243759652"/>
       <w:r>
         <w:lastRenderedPageBreak/>
         <w:t>9. Quality Results from Executing the Plan</w:t>
@@ -10272,7 +10272,7 @@
           <w:noProof/>
         </w:rPr>
         <w:drawing>
-          <wp:inline distT="0" distB="0" distL="0" distR="0" wp14:anchorId="3B387679" wp14:editId="0025DA07">
+          <wp:inline distT="0" distB="0" distL="0" distR="0" wp14:anchorId="202CD2BB" wp14:editId="729D1E9B">
             <wp:extent cx="5040000" cy="2846228"/>
             <wp:effectExtent l="0" t="0" r="0" b="0"/>
             <wp:docPr id="1" name="Picture 1"/>
@@ -10362,7 +10362,7 @@
         </w:rPr>
         <w:lastRenderedPageBreak/>
         <w:drawing>
-          <wp:inline distT="0" distB="0" distL="0" distR="0" wp14:anchorId="4729EF65" wp14:editId="2ED1E004">
+          <wp:inline distT="0" distB="0" distL="0" distR="0" wp14:anchorId="10AC15E0" wp14:editId="34CFE5B4">
             <wp:extent cx="5040000" cy="2785262"/>
             <wp:effectExtent l="0" t="0" r="0" b="0"/>
             <wp:docPr id="2" name="Picture 2"/>
@@ -10450,7 +10450,7 @@
       <w:pPr>
         <w:pStyle w:val="Heading1"/>
       </w:pPr>
-      <w:bookmarkStart w:id="10" w:name="_Toc243758676"/>
+      <w:bookmarkStart w:id="10" w:name="_Toc243759653"/>
       <w:r>
         <w:lastRenderedPageBreak/>
         <w:t>10. Risk Assessment: Data Issues and Mitigation</w:t>
@@ -12440,7 +12440,7 @@
       <w:pPr>
         <w:pStyle w:val="Heading1"/>
       </w:pPr>
-      <w:bookmarkStart w:id="11" w:name="_Toc243758677"/>
+      <w:bookmarkStart w:id="11" w:name="_Toc243759654"/>
       <w:r>
         <w:lastRenderedPageBreak/>
         <w:t>11. Governance and Privacy during Collection</w:t>
@@ -12483,7 +12483,7 @@
       <w:pPr>
         <w:pStyle w:val="Heading1"/>
       </w:pPr>
-      <w:bookmarkStart w:id="12" w:name="_Toc243758678"/>
+      <w:bookmarkStart w:id="12" w:name="_Toc243759655"/>
       <w:r>
         <w:t>12. Replicability Checklist</w:t>
       </w:r>
@@ -12829,7 +12829,7 @@
       <w:pPr>
         <w:pStyle w:val="Heading1"/>
       </w:pPr>
-      <w:bookmarkStart w:id="13" w:name="_Toc243758679"/>
+      <w:bookmarkStart w:id="13" w:name="_Toc243759656"/>
       <w:r>
         <w:lastRenderedPageBreak/>
         <w:t>References</w:t>
@@ -13305,31 +13305,31 @@
       </w:rPr>
     </w:lvl>
   </w:abstractNum>
-  <w:num w:numId="1" w16cid:durableId="195394667">
+  <w:num w:numId="1" w16cid:durableId="1049301790">
     <w:abstractNumId w:val="8"/>
   </w:num>
-  <w:num w:numId="2" w16cid:durableId="1043481909">
+  <w:num w:numId="2" w16cid:durableId="1733189874">
     <w:abstractNumId w:val="6"/>
   </w:num>
-  <w:num w:numId="3" w16cid:durableId="1852989801">
+  <w:num w:numId="3" w16cid:durableId="521435868">
     <w:abstractNumId w:val="5"/>
   </w:num>
-  <w:num w:numId="4" w16cid:durableId="2074889020">
+  <w:num w:numId="4" w16cid:durableId="191697435">
     <w:abstractNumId w:val="4"/>
   </w:num>
-  <w:num w:numId="5" w16cid:durableId="1052850344">
+  <w:num w:numId="5" w16cid:durableId="1167596908">
     <w:abstractNumId w:val="7"/>
   </w:num>
-  <w:num w:numId="6" w16cid:durableId="232545215">
+  <w:num w:numId="6" w16cid:durableId="859047285">
     <w:abstractNumId w:val="3"/>
   </w:num>
-  <w:num w:numId="7" w16cid:durableId="1402633208">
+  <w:num w:numId="7" w16cid:durableId="2057192683">
     <w:abstractNumId w:val="2"/>
   </w:num>
-  <w:num w:numId="8" w16cid:durableId="201678737">
+  <w:num w:numId="8" w16cid:durableId="964850496">
     <w:abstractNumId w:val="1"/>
   </w:num>
-  <w:num w:numId="9" w16cid:durableId="1933470516">
+  <w:num w:numId="9" w16cid:durableId="1195263746">
     <w:abstractNumId w:val="0"/>
   </w:num>
 </w:numbering>
@@ -24719,7 +24719,7 @@
     <w:autoRedefine/>
     <w:uiPriority w:val="39"/>
     <w:unhideWhenUsed/>
-    <w:rsid w:val="00BA6109"/>
+    <w:rsid w:val="00DC67C7"/>
     <w:pPr>
       <w:spacing w:after="100"/>
     </w:pPr>
@@ -24731,7 +24731,7 @@
     <w:autoRedefine/>
     <w:uiPriority w:val="39"/>
     <w:unhideWhenUsed/>
-    <w:rsid w:val="00BA6109"/>
+    <w:rsid w:val="00DC67C7"/>
     <w:pPr>
       <w:spacing w:after="100"/>
       <w:ind w:left="210"/>
@@ -24742,7 +24742,7 @@
     <w:basedOn w:val="DefaultParagraphFont"/>
     <w:uiPriority w:val="99"/>
     <w:unhideWhenUsed/>
-    <w:rsid w:val="00BA6109"/>
+    <w:rsid w:val="00DC67C7"/>
     <w:rPr>
       <w:color w:val="0000FF" w:themeColor="hyperlink"/>
       <w:u w:val="single"/>
